--- a/public/assets/files/stacjonarne/MAS.docx
+++ b/public/assets/files/stacjonarne/MAS.docx
@@ -523,6 +523,7 @@
                 <w:i w:val="0"/>
                 <w:sz w:val="22"/>
               </w:rPr>
+              <w:t>I</w:t>
             </w:r>
           </w:p>
         </w:tc>
@@ -560,6 +561,7 @@
                 <w:i w:val="0"/>
                 <w:sz w:val="22"/>
               </w:rPr>
+              <w:t>obieralny</w:t>
             </w:r>
           </w:p>
         </w:tc>

--- a/public/assets/files/stacjonarne/MAS.docx
+++ b/public/assets/files/stacjonarne/MAS.docx
@@ -1988,14 +1988,13 @@
       </w:tblPr>
       <w:tblGrid>
         <w:gridCol w:w="680"/>
-        <w:gridCol w:w="4536"/>
-        <w:gridCol w:w="4252"/>
+        <w:gridCol w:w="8788"/>
       </w:tblGrid>
       <w:tr>
         <w:tc>
           <w:tcPr>
             <w:tcW w:type="dxa" w:w="9468"/>
-            <w:gridSpan w:val="3"/>
+            <w:gridSpan w:val="2"/>
             <w:shd w:val="clear" w:color="auto" w:fill="D9D9D9"/>
           </w:tcPr>
           <w:p>
@@ -2037,7 +2036,7 @@
         </w:tc>
         <w:tc>
           <w:tcPr>
-            <w:tcW w:type="dxa" w:w="4536"/>
+            <w:tcW w:type="dxa" w:w="8788"/>
             <w:shd w:val="clear" w:color="auto" w:fill="D9D9D9"/>
           </w:tcPr>
           <w:p>
@@ -2051,27 +2050,7 @@
                 <w:i w:val="0"/>
                 <w:sz w:val="16"/>
               </w:rPr>
-              <w:t>Wykład</w:t>
-            </w:r>
-          </w:p>
-        </w:tc>
-        <w:tc>
-          <w:tcPr>
-            <w:tcW w:type="dxa" w:w="4252"/>
-            <w:shd w:val="clear" w:color="auto" w:fill="D9D9D9"/>
-          </w:tcPr>
-          <w:p>
-            <w:pPr>
-              <w:spacing w:before="20" w:after="20"/>
-            </w:pPr>
-            <w:r>
-              <w:rPr>
-                <w:rFonts w:ascii="Aptos" w:hAnsi="Aptos"/>
-                <w:b/>
-                <w:i w:val="0"/>
-                <w:sz w:val="16"/>
-              </w:rPr>
-              <w:t>Ćwiczenia / Laboratorium / Pracownia</w:t>
+              <w:t>Treści programowe</w:t>
             </w:r>
           </w:p>
         </w:tc>
@@ -2098,7 +2077,7 @@
         </w:tc>
         <w:tc>
           <w:tcPr>
-            <w:tcW w:type="dxa" w:w="4536"/>
+            <w:tcW w:type="dxa" w:w="8788"/>
           </w:tcPr>
           <w:p>
             <w:pPr>
@@ -2112,24 +2091,6 @@
                 <w:sz w:val="22"/>
               </w:rPr>
               <w:t>Metody modelowania w inżynierii oprogra-mowania; pojęcia; model a meta model, klasyfi-kacja modeli. Modelowanie danych, struktury i zachowania; przegląd notacji. Modelowanie przebiegu sterowania i przetwarza-nia danych. Zaawansowane modelowanie interakcji w syste-mie z wykorzystaniem d. komunikacji. Opracowanie diagramu komunikacji UML. Transformacje pomiędzy modelami interakcji wyrażonymi d. sekwencji i komunikacji. Modelowanie stanów systemu z wykorzystaniem języka UML. Opracowanie modelu maszyn stanowych z uwzględnienie podstanów i czynności wewnętrznych. Aspekty fizyczne w dokumentowaniu systemu informatycznego. Opracowanie diagramu komponentów. Alokacja komponentów na węzłach. Metody i techniki modelowania biznesowego: BPMN, SPEM UML, rozszerzenia biznesowe procesu RUP. Wyszczególnienie i klasyfikacja procesów bizne-sowych – studium przypadku. Opracowanie dia-gramu procesów biznesowych BPMN. Zaawansowane diagramy procesów biznesowych BPMN. Modelowanie bramek, zdarzeń, dokumentów i interakcji z wykorzystaniem notacji BPMN. Analiza strukturalna i diagramy przepływu da-nych . Modelowanie za pomocą diagramów przepływu danych. Sieci Petriego – struktura i zachowanie dyna-miczne sieci elementarnych. Sieci Petriego –PIPE 2 i inne narzędzia do edy-towania i analizy sieci Petriego. Sieci Petriego typu P/T, graf osiągalności. Modelowanie systemów przy pomocy prostych sieci Petriego. Niezmienniki typu S sieci Petriego. Wyznaczanie niezmienników typu S sieci Petriego. Niezmienniki sieci typu T Petriego. Wyznaczanie niezmienników typu T sieci Petriego. Rozszerzenia sieci Petriego – sieci kolorowane. Rozszerzenia sieci Petriego – sieci z czasem. Wprowadzenie do metod formalnych; zastosowa-nia. Abstrakcyjne Typy Danych vs. specyfikacje model-based – VDM, Z, logika temporalna.</w:t>
-            </w:r>
-          </w:p>
-        </w:tc>
-        <w:tc>
-          <w:tcPr>
-            <w:tcW w:type="dxa" w:w="4252"/>
-          </w:tcPr>
-          <w:p>
-            <w:pPr>
-              <w:spacing w:before="20" w:after="20"/>
-            </w:pPr>
-            <w:r>
-              <w:rPr>
-                <w:rFonts w:ascii="Aptos" w:hAnsi="Aptos"/>
-                <w:b w:val="0"/>
-                <w:i w:val="0"/>
-                <w:sz w:val="22"/>
-              </w:rPr>
             </w:r>
           </w:p>
         </w:tc>

--- a/public/assets/files/stacjonarne/MAS.docx
+++ b/public/assets/files/stacjonarne/MAS.docx
@@ -315,7 +315,7 @@
                 <w:i w:val="0"/>
                 <w:sz w:val="22"/>
               </w:rPr>
-              <w:t>5</w:t>
+              <w:t>4</w:t>
             </w:r>
           </w:p>
         </w:tc>
@@ -1093,7 +1093,7 @@
                 <w:i w:val="0"/>
                 <w:sz w:val="22"/>
               </w:rPr>
-              <w:t>65</w:t>
+              <w:t>40</w:t>
             </w:r>
           </w:p>
         </w:tc>
@@ -1113,7 +1113,7 @@
                 <w:i w:val="0"/>
                 <w:sz w:val="22"/>
               </w:rPr>
-              <w:t>2.6</w:t>
+              <w:t>1.6</w:t>
             </w:r>
           </w:p>
         </w:tc>
